--- a/docs/Brazillian E-commerce/Business Requirement_1_Sales_Performance/Business Requirement 1_sales_performance.docx
+++ b/docs/Brazillian E-commerce/Business Requirement_1_Sales_Performance/Business Requirement 1_sales_performance.docx
@@ -35,7 +35,6 @@
         </w:rPr>
         <w:t xml:space="preserve">Sales and </w:t>
       </w:r>
-      <w:proofErr w:type="spellStart"/>
       <w:r>
         <w:rPr>
           <w:rFonts w:ascii="Times New Roman" w:hAnsi="Times New Roman" w:cs="Times New Roman"/>
@@ -43,9 +42,8 @@
           <w:bCs/>
           <w:lang w:val="en-US"/>
         </w:rPr>
-        <w:t>Perfromance</w:t>
-      </w:r>
-      <w:proofErr w:type="spellEnd"/>
+        <w:t>Performance</w:t>
+      </w:r>
     </w:p>
     <w:p>
       <w:pPr>
@@ -1595,7 +1593,7 @@
         <v:path o:extrusionok="f" gradientshapeok="t" o:connecttype="rect"/>
         <o:lock v:ext="edit" aspectratio="t"/>
       </v:shapetype>
-      <v:shape id="_x0000_i1048" type="#_x0000_t75" style="width:11.5pt;height:11.5pt" o:bullet="t">
+      <v:shape id="_x0000_i1032" type="#_x0000_t75" style="width:11.65pt;height:11.65pt" o:bullet="t">
         <v:imagedata r:id="rId1" o:title="msoBC39"/>
       </v:shape>
     </w:pict>
@@ -3045,6 +3043,7 @@
   <w:style w:type="character" w:default="1" w:styleId="DefaultParagraphFont">
     <w:name w:val="Default Paragraph Font"/>
     <w:uiPriority w:val="1"/>
+    <w:semiHidden/>
     <w:unhideWhenUsed/>
   </w:style>
   <w:style w:type="table" w:default="1" w:styleId="TableNormal">
